--- a/lightning-lesson/Is_Your_Work_Still_Building_You_Reflection_Handout_v1.0.docx
+++ b/lightning-lesson/Is_Your_Work_Still_Building_You_Reflection_Handout_v1.0.docx
@@ -5,7 +5,7 @@
   <w:body>
     <w:p>
       <w:pPr>
-        <w:spacing w:after="120" w:before="0" w:line="312" w:lineRule="auto"/>
+        <w:spacing w:after="80" w:before="0" w:line="312" w:lineRule="auto"/>
       </w:pPr>
       <w:r>
         <w:rPr>
@@ -21,7 +21,7 @@
     </w:p>
     <w:p>
       <w:pPr>
-        <w:spacing w:after="40" w:before="0" w:line="252" w:lineRule="auto"/>
+        <w:spacing w:after="20" w:before="0" w:line="252" w:lineRule="auto"/>
       </w:pPr>
       <w:r>
         <w:rPr>
@@ -29,14 +29,14 @@
           <w:b w:val="0"/>
           <w:i w:val="0"/>
           <w:color w:val="0F2347"/>
-          <w:sz w:val="48"/>
+          <w:sz w:val="44"/>
         </w:rPr>
         <w:t>Is Your Work Still Building You?</w:t>
       </w:r>
     </w:p>
     <w:p>
       <w:pPr>
-        <w:spacing w:after="120" w:before="0" w:line="288" w:lineRule="auto"/>
+        <w:spacing w:after="80" w:before="0" w:line="276" w:lineRule="auto"/>
       </w:pPr>
       <w:r>
         <w:rPr>
@@ -44,7 +44,7 @@
           <w:b w:val="0"/>
           <w:i/>
           <w:color w:val="4A4A4A"/>
-          <w:sz w:val="30"/>
+          <w:sz w:val="28"/>
         </w:rPr>
         <w:t>Three Ways Capable Professionals Misread Their Position</w:t>
       </w:r>
@@ -59,7 +59,7 @@
     </w:p>
     <w:p>
       <w:pPr>
-        <w:spacing w:after="120" w:before="120" w:line="312" w:lineRule="auto"/>
+        <w:spacing w:after="80" w:before="40" w:line="312" w:lineRule="auto"/>
       </w:pPr>
       <w:r>
         <w:rPr>
@@ -75,7 +75,7 @@
     </w:p>
     <w:p>
       <w:pPr>
-        <w:spacing w:after="80" w:before="0" w:line="312" w:lineRule="auto"/>
+        <w:spacing w:after="40" w:before="0" w:line="288" w:lineRule="auto"/>
       </w:pPr>
       <w:r>
         <w:rPr>
@@ -100,7 +100,7 @@
     </w:p>
     <w:p>
       <w:pPr>
-        <w:spacing w:after="200" w:before="0" w:line="312" w:lineRule="auto"/>
+        <w:spacing w:after="120" w:before="0" w:line="288" w:lineRule="auto"/>
       </w:pPr>
       <w:r>
         <w:rPr>
@@ -133,7 +133,7 @@
     </w:p>
     <w:p>
       <w:pPr>
-        <w:spacing w:after="160" w:before="80" w:line="312" w:lineRule="auto"/>
+        <w:spacing w:after="80" w:before="40" w:line="312" w:lineRule="auto"/>
       </w:pPr>
       <w:r>
         <w:rPr>
@@ -149,7 +149,7 @@
     </w:p>
     <w:p>
       <w:pPr>
-        <w:spacing w:after="80" w:before="120" w:line="288" w:lineRule="auto"/>
+        <w:spacing w:after="40" w:before="60" w:line="276" w:lineRule="auto"/>
       </w:pPr>
       <w:r>
         <w:rPr>
@@ -157,14 +157,14 @@
           <w:b w:val="0"/>
           <w:i/>
           <w:color w:val="0F2347"/>
-          <w:sz w:val="30"/>
+          <w:sz w:val="28"/>
         </w:rPr>
         <w:t>One. Scoring the intended life.</w:t>
       </w:r>
     </w:p>
     <w:p>
       <w:pPr>
-        <w:spacing w:after="120" w:before="0" w:line="324" w:lineRule="auto"/>
+        <w:spacing w:after="60" w:before="0" w:line="300" w:lineRule="auto"/>
       </w:pPr>
       <w:r>
         <w:rPr>
@@ -172,7 +172,7 @@
           <w:b w:val="0"/>
           <w:i w:val="0"/>
           <w:color w:val="1A1A1A"/>
-          <w:sz w:val="21"/>
+          <w:sz w:val="20"/>
         </w:rPr>
         <w:t>Reading a plan, a promise, or a future assignment as though it has already happened.</w:t>
       </w:r>
@@ -184,17 +184,17 @@
         <w:tblLook w:firstColumn="1" w:firstRow="1" w:lastColumn="0" w:lastRow="0" w:noHBand="0" w:noVBand="1" w:val="04A0"/>
       </w:tblPr>
       <w:tblGrid>
-        <w:gridCol w:w="9936"/>
+        <w:gridCol w:w="10224"/>
       </w:tblGrid>
       <w:tr>
         <w:tc>
           <w:tcPr>
-            <w:tcW w:type="dxa" w:w="9936"/>
+            <w:tcW w:type="dxa" w:w="10224"/>
             <w:shd w:val="clear" w:color="auto" w:fill="FFFFFF"/>
           </w:tcPr>
           <w:p>
             <w:pPr>
-              <w:spacing w:before="40"/>
+              <w:spacing w:before="20" w:after="0" w:line="264" w:lineRule="auto"/>
             </w:pPr>
             <w:r/>
             <w:r>
@@ -211,7 +211,7 @@
           </w:p>
           <w:p>
             <w:pPr>
-              <w:spacing w:after="40"/>
+              <w:spacing w:after="20" w:line="288" w:lineRule="auto"/>
             </w:pPr>
             <w:r>
               <w:rPr>
@@ -229,7 +229,22 @@
     </w:tbl>
     <w:p>
       <w:pPr>
-        <w:spacing w:after="80" w:before="0" w:line="312" w:lineRule="auto"/>
+        <w:spacing w:after="40" w:before="60" w:line="276" w:lineRule="auto"/>
+      </w:pPr>
+      <w:r>
+        <w:rPr>
+          <w:rFonts w:ascii="Cormorant Garamond" w:hAnsi="Cormorant Garamond" w:cs="Cormorant Garamond"/>
+          <w:b w:val="0"/>
+          <w:i/>
+          <w:color w:val="0F2347"/>
+          <w:sz w:val="28"/>
+        </w:rPr>
+        <w:t>Two. Confusing being valued with being formed.</w:t>
+      </w:r>
+    </w:p>
+    <w:p>
+      <w:pPr>
+        <w:spacing w:after="60" w:before="0" w:line="300" w:lineRule="auto"/>
       </w:pPr>
       <w:r>
         <w:rPr>
@@ -237,36 +252,7 @@
           <w:b w:val="0"/>
           <w:i w:val="0"/>
           <w:color w:val="1A1A1A"/>
-          <w:sz w:val="22"/>
-        </w:rPr>
-      </w:r>
-    </w:p>
-    <w:p>
-      <w:pPr>
-        <w:spacing w:after="80" w:before="120" w:line="288" w:lineRule="auto"/>
-      </w:pPr>
-      <w:r>
-        <w:rPr>
-          <w:rFonts w:ascii="Cormorant Garamond" w:hAnsi="Cormorant Garamond" w:cs="Cormorant Garamond"/>
-          <w:b w:val="0"/>
-          <w:i/>
-          <w:color w:val="0F2347"/>
-          <w:sz w:val="30"/>
-        </w:rPr>
-        <w:t>Two. Confusing being valued with being formed.</w:t>
-      </w:r>
-    </w:p>
-    <w:p>
-      <w:pPr>
-        <w:spacing w:after="120" w:before="0" w:line="324" w:lineRule="auto"/>
-      </w:pPr>
-      <w:r>
-        <w:rPr>
-          <w:rFonts w:ascii="DM Sans" w:hAnsi="DM Sans" w:cs="DM Sans"/>
-          <w:b w:val="0"/>
-          <w:i w:val="0"/>
-          <w:color w:val="1A1A1A"/>
-          <w:sz w:val="21"/>
+          <w:sz w:val="20"/>
         </w:rPr>
         <w:t>Reading dependence, visibility, or trust as evidence of ongoing formation.</w:t>
       </w:r>
@@ -278,17 +264,17 @@
         <w:tblLook w:firstColumn="1" w:firstRow="1" w:lastColumn="0" w:lastRow="0" w:noHBand="0" w:noVBand="1" w:val="04A0"/>
       </w:tblPr>
       <w:tblGrid>
-        <w:gridCol w:w="9936"/>
+        <w:gridCol w:w="10224"/>
       </w:tblGrid>
       <w:tr>
         <w:tc>
           <w:tcPr>
-            <w:tcW w:type="dxa" w:w="9936"/>
+            <w:tcW w:type="dxa" w:w="10224"/>
             <w:shd w:val="clear" w:color="auto" w:fill="FFFFFF"/>
           </w:tcPr>
           <w:p>
             <w:pPr>
-              <w:spacing w:before="40"/>
+              <w:spacing w:before="20" w:after="0" w:line="264" w:lineRule="auto"/>
             </w:pPr>
             <w:r/>
             <w:r>
@@ -305,7 +291,7 @@
           </w:p>
           <w:p>
             <w:pPr>
-              <w:spacing w:after="40"/>
+              <w:spacing w:after="20" w:line="288" w:lineRule="auto"/>
             </w:pPr>
             <w:r>
               <w:rPr>
@@ -323,7 +309,22 @@
     </w:tbl>
     <w:p>
       <w:pPr>
-        <w:spacing w:after="80" w:before="0" w:line="312" w:lineRule="auto"/>
+        <w:spacing w:after="40" w:before="60" w:line="276" w:lineRule="auto"/>
+      </w:pPr>
+      <w:r>
+        <w:rPr>
+          <w:rFonts w:ascii="Cormorant Garamond" w:hAnsi="Cormorant Garamond" w:cs="Cormorant Garamond"/>
+          <w:b w:val="0"/>
+          <w:i/>
+          <w:color w:val="0F2347"/>
+          <w:sz w:val="28"/>
+        </w:rPr>
+        <w:t>Three. Reading low Optionality as a verdict on ability.</w:t>
+      </w:r>
+    </w:p>
+    <w:p>
+      <w:pPr>
+        <w:spacing w:after="60" w:before="0" w:line="300" w:lineRule="auto"/>
       </w:pPr>
       <w:r>
         <w:rPr>
@@ -331,36 +332,7 @@
           <w:b w:val="0"/>
           <w:i w:val="0"/>
           <w:color w:val="1A1A1A"/>
-          <w:sz w:val="22"/>
-        </w:rPr>
-      </w:r>
-    </w:p>
-    <w:p>
-      <w:pPr>
-        <w:spacing w:after="80" w:before="120" w:line="288" w:lineRule="auto"/>
-      </w:pPr>
-      <w:r>
-        <w:rPr>
-          <w:rFonts w:ascii="Cormorant Garamond" w:hAnsi="Cormorant Garamond" w:cs="Cormorant Garamond"/>
-          <w:b w:val="0"/>
-          <w:i/>
-          <w:color w:val="0F2347"/>
-          <w:sz w:val="30"/>
-        </w:rPr>
-        <w:t>Three. Reading low Optionality as a verdict on ability.</w:t>
-      </w:r>
-    </w:p>
-    <w:p>
-      <w:pPr>
-        <w:spacing w:after="120" w:before="0" w:line="324" w:lineRule="auto"/>
-      </w:pPr>
-      <w:r>
-        <w:rPr>
-          <w:rFonts w:ascii="DM Sans" w:hAnsi="DM Sans" w:cs="DM Sans"/>
-          <w:b w:val="0"/>
-          <w:i w:val="0"/>
-          <w:color w:val="1A1A1A"/>
-          <w:sz w:val="21"/>
+          <w:sz w:val="20"/>
         </w:rPr>
         <w:t>Low Optionality may reflect context-bound capability, weak translation, limited exposure, or a combination. It is not a verdict on ability or worth.</w:t>
       </w:r>
@@ -372,17 +344,17 @@
         <w:tblLook w:firstColumn="1" w:firstRow="1" w:lastColumn="0" w:lastRow="0" w:noHBand="0" w:noVBand="1" w:val="04A0"/>
       </w:tblPr>
       <w:tblGrid>
-        <w:gridCol w:w="9936"/>
+        <w:gridCol w:w="10224"/>
       </w:tblGrid>
       <w:tr>
         <w:tc>
           <w:tcPr>
-            <w:tcW w:type="dxa" w:w="9936"/>
+            <w:tcW w:type="dxa" w:w="10224"/>
             <w:shd w:val="clear" w:color="auto" w:fill="FFFFFF"/>
           </w:tcPr>
           <w:p>
             <w:pPr>
-              <w:spacing w:before="40"/>
+              <w:spacing w:before="20" w:after="0" w:line="264" w:lineRule="auto"/>
             </w:pPr>
             <w:r/>
             <w:r>
@@ -399,7 +371,7 @@
           </w:p>
           <w:p>
             <w:pPr>
-              <w:spacing w:after="40"/>
+              <w:spacing w:after="20" w:line="288" w:lineRule="auto"/>
             </w:pPr>
             <w:r>
               <w:rPr>
@@ -417,20 +389,6 @@
     </w:tbl>
     <w:p>
       <w:pPr>
-        <w:spacing w:after="80" w:before="0" w:line="312" w:lineRule="auto"/>
-      </w:pPr>
-      <w:r>
-        <w:rPr>
-          <w:rFonts w:ascii="DM Sans" w:hAnsi="DM Sans" w:cs="DM Sans"/>
-          <w:b w:val="0"/>
-          <w:i w:val="0"/>
-          <w:color w:val="1A1A1A"/>
-          <w:sz w:val="22"/>
-        </w:rPr>
-      </w:r>
-    </w:p>
-    <w:p>
-      <w:pPr>
         <w:pBdr>
           <w:bottom w:val="single" w:sz="6" w:space="1" w:color="C9A84C"/>
         </w:pBdr>
@@ -439,7 +397,7 @@
     </w:p>
     <w:p>
       <w:pPr>
-        <w:spacing w:after="80" w:before="80" w:line="312" w:lineRule="auto"/>
+        <w:spacing w:after="40" w:before="40" w:line="312" w:lineRule="auto"/>
       </w:pPr>
       <w:r>
         <w:rPr>
@@ -455,7 +413,7 @@
     </w:p>
     <w:p>
       <w:pPr>
-        <w:spacing w:after="200" w:before="0" w:line="312" w:lineRule="auto"/>
+        <w:spacing w:after="80" w:before="0" w:line="300" w:lineRule="auto"/>
       </w:pPr>
       <w:r>
         <w:rPr>
@@ -463,7 +421,7 @@
           <w:b w:val="0"/>
           <w:i w:val="0"/>
           <w:color w:val="1A1A1A"/>
-          <w:sz w:val="21"/>
+          <w:sz w:val="20"/>
         </w:rPr>
         <w:t>This free lesson is not a diagnostic result, a Career State placement, or a stay-or-leave recommendation.</w:t>
       </w:r>
@@ -478,7 +436,7 @@
     </w:p>
     <w:p>
       <w:pPr>
-        <w:spacing w:after="80" w:before="40" w:line="300" w:lineRule="auto"/>
+        <w:spacing w:after="40" w:before="40" w:line="288" w:lineRule="auto"/>
       </w:pPr>
       <w:r>
         <w:rPr>
@@ -486,14 +444,14 @@
           <w:b w:val="0"/>
           <w:i/>
           <w:color w:val="0F2347"/>
-          <w:sz w:val="28"/>
+          <w:sz w:val="26"/>
         </w:rPr>
         <w:t>For a full evidence-backed read, attend the Live Capability Position Read.</w:t>
       </w:r>
     </w:p>
     <w:p>
       <w:pPr>
-        <w:spacing w:after="120" w:before="0" w:line="312" w:lineRule="auto"/>
+        <w:spacing w:after="40" w:before="0" w:line="312" w:lineRule="auto"/>
       </w:pPr>
       <w:r>
         <w:rPr>
@@ -501,14 +459,14 @@
           <w:b w:val="0"/>
           <w:i w:val="0"/>
           <w:color w:val="0F2347"/>
-          <w:sz w:val="32"/>
+          <w:sz w:val="30"/>
         </w:rPr>
         <w:t>Should I Stay or Should I Move?</w:t>
       </w:r>
     </w:p>
     <w:p>
       <w:pPr>
-        <w:spacing w:after="120" w:before="240" w:line="312" w:lineRule="auto"/>
+        <w:spacing w:after="120" w:before="80" w:line="312" w:lineRule="auto"/>
       </w:pPr>
       <w:r>
         <w:rPr>
@@ -524,7 +482,7 @@
     </w:p>
     <w:sectPr>
       <w:pgSz w:w="12240" w:h="15840"/>
-      <w:pgMar w:top="1008" w:right="1152" w:bottom="1008" w:left="1152" w:header="720" w:footer="720" w:gutter="0"/>
+      <w:pgMar w:top="720" w:right="1008" w:bottom="720" w:left="1008" w:header="720" w:footer="720" w:gutter="0"/>
       <w:cols w:space="720"/>
       <w:docGrid w:linePitch="360"/>
     </w:sectPr>
